--- a/History/chapters/19 - The Republic, With Exceptions - America, 1776-1865.docx
+++ b/History/chapters/19 - The Republic, With Exceptions - America, 1776-1865.docx
@@ -50,7 +50,7 @@
         <w:spacing w:after="200"/>
       </w:pPr>
       <w:r>
-        <w:t xml:space="preserve">The country grew, and a good deal of its growth came at other people's expense. In 1803 it doubled in size with the Louisiana Purchase, a sale made possible because Napoleonic France, having lost an army to yellow fever and to the enslaved people of Haiti, who had rebelled and won, lost its appetite for an empire in the Americas. The Indian Removal Act of 1830 forced tens of thousands of Native Americans off their homelands in the southeast, and roughly four thousand Cherokee died on the march known as the Trail of Tears. A war with Mexico, from 1846 to 1848, ended with Mexico ceding close to half its territory, including California. Dolphin historians file all of this under expansion and under racism, and see no reason to file it under anything gentler.</w:t>
+        <w:t xml:space="preserve">The country grew, and a good deal of its growth came at other people's expense. In 1803 it doubled in size with the Louisiana Purchase, a sale made possible because Napoleonic France, having lost an army to yellow fever and to the enslaved people of Haiti, who had rebelled and won, lost its appetite for an empire in the Americas. The Indian Removal Act of 1830 forced tens of thousands of Native Americans off their homelands in the southeast, and an estimated four thousand or more Cherokee died on the march known as the Trail of Tears, a toll historians still consider likely undercounted. A war with Mexico, from 1846 to 1848, ended with Mexico ceding close to half its territory, including California. Dolphin historians file all of this under expansion and under racism, and see no reason to file it under anything gentler.</w:t>
       </w:r>
     </w:p>
     <w:p>
